--- a/Tailored_CVs/Shinoy_Dienst_Uitvoering_Onderwijs__DUO__Senior_Test_Automation_Engineer.docx
+++ b/Tailored_CVs/Shinoy_Dienst_Uitvoering_Onderwijs__DUO__Senior_Test_Automation_Engineer.docx
@@ -70,7 +70,7 @@
           <w:b w:val="0"/>
           <w:sz w:val="19"/>
         </w:rPr>
-        <w:t>QA Automation Engineer with over 8 years of experience building scalable test frameworks using Java and Playwright. I bring hands-on expertise in CI/CD pipeline integration, API and UI testing, and shifting quality left within DevOps environments. Currently based in the Netherlands with a valid EU residence permit, I am ready to contribute directly to the Particuliere Diensten applications at DUO.</w:t>
+        <w:t>QA Automation Engineer with over 8 years of experience building scalable test frameworks using Java and Playwright. I bring hands-on expertise in setting up automated API and UI tests, integrating with CI/CD pipelines via Jenkins, and aligning quality standards closely with agile development teams. Currently holding a valid EU residence permit, I am ready to contribute immediately to the applications supporting Particulier Portaal and Medewerkerportaal at DUO.</w:t>
       </w:r>
     </w:p>
     <w:p>
@@ -288,7 +288,7 @@
           <w:b w:val="0"/>
           <w:sz w:val="18"/>
         </w:rPr>
-        <w:t>▸ Developed and maintained geautomatiseerde API en UItesten using Playwright and Java within a microservices architecture.</w:t>
+        <w:t>▸ Migrated and maintained automated test frameworks using Playwright, Java, and TypeScript for endtoend workflows, improving execution efficiency by 20%.</w:t>
       </w:r>
     </w:p>
     <w:p>
@@ -301,7 +301,7 @@
           <w:b w:val="0"/>
           <w:sz w:val="18"/>
         </w:rPr>
-        <w:t>▸ Integrated Jenkins CI/CD pipelines to run scheduled automation regression test builds and ensure high release stability.</w:t>
+        <w:t>▸ Designed and executed both API and UI test suites within complex microservices architectures to validate backend data integrity and frontend functionality.</w:t>
       </w:r>
     </w:p>
     <w:p>
@@ -314,7 +314,7 @@
           <w:b w:val="0"/>
           <w:sz w:val="18"/>
         </w:rPr>
-        <w:t>▸ Collaborated with crossfunctional Agile teams to identify risks early and align test strategies with business requirements.</w:t>
+        <w:t>▸ Integrated automated test builds and regression test suites into CI/CD pipelines using Jenkins and AWS environments.</w:t>
       </w:r>
     </w:p>
     <w:p>
@@ -327,7 +327,7 @@
           <w:b w:val="0"/>
           <w:sz w:val="18"/>
         </w:rPr>
-        <w:t>▸ Streamlined test generation and deployment scripts utilizing AI tools like Gemini Code Assist to improve delivery efficiency.</w:t>
+        <w:t>▸ Collaborated with developers and product teams in agile sprints to define test approaches, identify risks early, and ensure high release stability.</w:t>
       </w:r>
     </w:p>
     <w:p>

--- a/Tailored_CVs/Shinoy_Dienst_Uitvoering_Onderwijs__DUO__Senior_Test_Automation_Engineer.docx
+++ b/Tailored_CVs/Shinoy_Dienst_Uitvoering_Onderwijs__DUO__Senior_Test_Automation_Engineer.docx
@@ -70,7 +70,7 @@
           <w:b w:val="0"/>
           <w:sz w:val="19"/>
         </w:rPr>
-        <w:t>QA Automation Engineer with over 8 years of experience building scalable test frameworks using Java and Playwright. I bring hands-on expertise in setting up automated API and UI tests, integrating with CI/CD pipelines via Jenkins, and aligning quality standards closely with agile development teams. Currently holding a valid EU residence permit, I am ready to contribute immediately to the applications supporting Particulier Portaal and Medewerkerportaal at DUO.</w:t>
+        <w:t>QA Automation Engineer with over 8 years of experience building scalable test frameworks using Java and Playwright. I bring hands-on expertise in setting up CI/CD pipelines with Jenkins and executing both API and UI testing within Agile environments. Currently based in Amstelveen, I hold a valid EU residence permit and am ready to contribute to quality and test automation for the applications at Dienst Uitvoering Onderwijs (DUO).</w:t>
       </w:r>
     </w:p>
     <w:p>
@@ -288,7 +288,7 @@
           <w:b w:val="0"/>
           <w:sz w:val="18"/>
         </w:rPr>
-        <w:t>▸ Migrated and maintained automated test frameworks using Playwright, Java, and TypeScript for endtoend workflows, improving execution efficiency by 20%.</w:t>
+        <w:t>▸ Developed and maintained geautomatiseerde API en UItesten using Playwright and Java for credit limit and rating analysis workflows.</w:t>
       </w:r>
     </w:p>
     <w:p>
@@ -301,7 +301,7 @@
           <w:b w:val="0"/>
           <w:sz w:val="18"/>
         </w:rPr>
-        <w:t>▸ Designed and executed both API and UI test suites within complex microservices architectures to validate backend data integrity and frontend functionality.</w:t>
+        <w:t>▸ Integrated test automation regression test builds and maintained continuous validation using Jenkins within DevOps pipelines.</w:t>
       </w:r>
     </w:p>
     <w:p>
@@ -314,7 +314,7 @@
           <w:b w:val="0"/>
           <w:sz w:val="18"/>
         </w:rPr>
-        <w:t>▸ Integrated automated test builds and regression test suites into CI/CD pipelines using Jenkins and AWS environments.</w:t>
+        <w:t>▸ Applied the test piramide approach to scale automated test coverage, working closely with developers in crossfunctional Agile sprints.</w:t>
       </w:r>
     </w:p>
     <w:p>
@@ -327,7 +327,7 @@
           <w:b w:val="0"/>
           <w:sz w:val="18"/>
         </w:rPr>
-        <w:t>▸ Collaborated with developers and product teams in agile sprints to define test approaches, identify risks early, and ensure high release stability.</w:t>
+        <w:t>▸ Streamlined test generation scripts and processes using AI tools like Gemini Code Assist to improve execution efficiency.</w:t>
       </w:r>
     </w:p>
     <w:p>
